--- a/docs/Відомості_МТЗ_ЗОІППО.docx
+++ b/docs/Відомості_МТЗ_ЗОІППО.docx
@@ -23,7 +23,7 @@
       </w:r>
       <w:r>
         <w:rPr>
-          <w:rFonts w:ascii="Times New Roman" w:hAnsi="Times New Roman" w:eastAsia="Times New Roman" w:cs="Times New Roman"/>
+          <w:rFonts w:ascii="Times New Roman" w:hAnsi="Times New Roman" w:cs="Times New Roman"/>
         </w:rPr>
       </w:r>
       <w:r>
@@ -53,7 +53,7 @@
       </w:r>
       <w:r>
         <w:rPr>
-          <w:rFonts w:ascii="Times New Roman" w:hAnsi="Times New Roman" w:eastAsia="Times New Roman" w:cs="Times New Roman"/>
+          <w:rFonts w:ascii="Times New Roman" w:hAnsi="Times New Roman" w:cs="Times New Roman"/>
         </w:rPr>
       </w:r>
       <w:r>
@@ -91,7 +91,7 @@
       </w:r>
       <w:r>
         <w:rPr>
-          <w:rFonts w:ascii="Times New Roman" w:hAnsi="Times New Roman" w:eastAsia="Times New Roman" w:cs="Times New Roman"/>
+          <w:rFonts w:ascii="Times New Roman" w:hAnsi="Times New Roman" w:cs="Times New Roman"/>
         </w:rPr>
       </w:r>
       <w:r>
@@ -129,7 +129,7 @@
       </w:r>
       <w:r>
         <w:rPr>
-          <w:rFonts w:ascii="Times New Roman" w:hAnsi="Times New Roman" w:eastAsia="Times New Roman" w:cs="Times New Roman"/>
+          <w:rFonts w:ascii="Times New Roman" w:hAnsi="Times New Roman" w:cs="Times New Roman"/>
         </w:rPr>
       </w:r>
       <w:r>
@@ -158,7 +158,7 @@
       </w:r>
       <w:r>
         <w:rPr>
-          <w:rFonts w:ascii="Times New Roman" w:hAnsi="Times New Roman" w:eastAsia="Times New Roman" w:cs="Times New Roman"/>
+          <w:rFonts w:ascii="Times New Roman" w:hAnsi="Times New Roman" w:cs="Times New Roman"/>
         </w:rPr>
       </w:r>
       <w:r>
@@ -223,7 +223,7 @@
             </w:r>
             <w:r>
               <w:rPr>
-                <w:rFonts w:ascii="Times New Roman" w:hAnsi="Times New Roman" w:eastAsia="Times New Roman" w:cs="Times New Roman"/>
+                <w:rFonts w:ascii="Times New Roman" w:hAnsi="Times New Roman" w:cs="Times New Roman"/>
               </w:rPr>
             </w:r>
             <w:r>
@@ -271,7 +271,7 @@
             </w:r>
             <w:r>
               <w:rPr>
-                <w:rFonts w:ascii="Times New Roman" w:hAnsi="Times New Roman" w:eastAsia="Times New Roman" w:cs="Times New Roman"/>
+                <w:rFonts w:ascii="Times New Roman" w:hAnsi="Times New Roman" w:cs="Times New Roman"/>
               </w:rPr>
             </w:r>
             <w:r>
@@ -319,7 +319,7 @@
             </w:r>
             <w:r>
               <w:rPr>
-                <w:rFonts w:ascii="Times New Roman" w:hAnsi="Times New Roman" w:eastAsia="Times New Roman" w:cs="Times New Roman"/>
+                <w:rFonts w:ascii="Times New Roman" w:hAnsi="Times New Roman" w:cs="Times New Roman"/>
               </w:rPr>
             </w:r>
             <w:r>
@@ -367,7 +367,7 @@
             </w:r>
             <w:r>
               <w:rPr>
-                <w:rFonts w:ascii="Times New Roman" w:hAnsi="Times New Roman" w:eastAsia="Times New Roman" w:cs="Times New Roman"/>
+                <w:rFonts w:ascii="Times New Roman" w:hAnsi="Times New Roman" w:cs="Times New Roman"/>
               </w:rPr>
             </w:r>
             <w:r>
@@ -415,7 +415,7 @@
             </w:r>
             <w:r>
               <w:rPr>
-                <w:rFonts w:ascii="Times New Roman" w:hAnsi="Times New Roman" w:eastAsia="Times New Roman" w:cs="Times New Roman"/>
+                <w:rFonts w:ascii="Times New Roman" w:hAnsi="Times New Roman" w:cs="Times New Roman"/>
               </w:rPr>
             </w:r>
             <w:r>
@@ -463,7 +463,7 @@
             </w:r>
             <w:r>
               <w:rPr>
-                <w:rFonts w:ascii="Times New Roman" w:hAnsi="Times New Roman" w:eastAsia="Times New Roman" w:cs="Times New Roman"/>
+                <w:rFonts w:ascii="Times New Roman" w:hAnsi="Times New Roman" w:cs="Times New Roman"/>
               </w:rPr>
             </w:r>
             <w:r>
@@ -513,7 +513,7 @@
             </w:r>
             <w:r>
               <w:rPr>
-                <w:rFonts w:ascii="Times New Roman" w:hAnsi="Times New Roman" w:eastAsia="Times New Roman" w:cs="Times New Roman"/>
+                <w:rFonts w:ascii="Times New Roman" w:hAnsi="Times New Roman" w:cs="Times New Roman"/>
               </w:rPr>
             </w:r>
             <w:r>
@@ -584,7 +584,7 @@
             </w:r>
             <w:r>
               <w:rPr>
-                <w:rFonts w:ascii="Times New Roman" w:hAnsi="Times New Roman" w:eastAsia="Times New Roman" w:cs="Times New Roman"/>
+                <w:rFonts w:ascii="Times New Roman" w:hAnsi="Times New Roman" w:cs="Times New Roman"/>
               </w:rPr>
             </w:r>
             <w:r>
@@ -630,7 +630,7 @@
             </w:r>
             <w:r>
               <w:rPr>
-                <w:rFonts w:ascii="Times New Roman" w:hAnsi="Times New Roman" w:eastAsia="Times New Roman" w:cs="Times New Roman"/>
+                <w:rFonts w:ascii="Times New Roman" w:hAnsi="Times New Roman" w:cs="Times New Roman"/>
               </w:rPr>
             </w:r>
             <w:r>
@@ -690,6 +690,11 @@
                 <w:rFonts w:ascii="Times New Roman" w:hAnsi="Times New Roman" w:cs="Times New Roman"/>
               </w:rPr>
             </w:r>
+            <w:r>
+              <w:rPr>
+                <w:rFonts w:ascii="Times New Roman" w:hAnsi="Times New Roman" w:cs="Times New Roman"/>
+              </w:rPr>
+            </w:r>
           </w:p>
         </w:tc>
         <w:tc>
@@ -736,6 +741,11 @@
                 <w:sz w:val="20"/>
               </w:rPr>
               <w:t xml:space="preserve"> освіти Здоровцем О.Ф., завідувачем навчально-методичного центру Задорожкіною Я.С. за результатами статистичного аналізу та апробації (коефіцієнт внутрішньої узгодженості перевищує 84%, розроблені тестові та практичні завдання є валідними та задовільними).</w:t>
+            </w:r>
+            <w:r>
+              <w:rPr>
+                <w:rFonts w:ascii="Times New Roman" w:hAnsi="Times New Roman" w:cs="Times New Roman"/>
+              </w:rPr>
             </w:r>
             <w:r>
               <w:rPr>
@@ -819,7 +829,7 @@
             </w:r>
             <w:r>
               <w:rPr>
-                <w:rFonts w:ascii="Times New Roman" w:hAnsi="Times New Roman" w:eastAsia="Times New Roman" w:cs="Times New Roman"/>
+                <w:rFonts w:ascii="Times New Roman" w:hAnsi="Times New Roman" w:cs="Times New Roman"/>
               </w:rPr>
             </w:r>
             <w:r>
@@ -847,7 +857,7 @@
       </w:r>
       <w:r>
         <w:rPr>
-          <w:rFonts w:ascii="Times New Roman" w:hAnsi="Times New Roman" w:eastAsia="Times New Roman" w:cs="Times New Roman"/>
+          <w:rFonts w:ascii="Times New Roman" w:hAnsi="Times New Roman" w:cs="Times New Roman"/>
         </w:rPr>
       </w:r>
       <w:r>
@@ -876,7 +886,7 @@
       </w:r>
       <w:r>
         <w:rPr>
-          <w:rFonts w:ascii="Times New Roman" w:hAnsi="Times New Roman" w:eastAsia="Times New Roman" w:cs="Times New Roman"/>
+          <w:rFonts w:ascii="Times New Roman" w:hAnsi="Times New Roman" w:cs="Times New Roman"/>
         </w:rPr>
       </w:r>
       <w:r>
@@ -941,7 +951,7 @@
             </w:r>
             <w:r>
               <w:rPr>
-                <w:rFonts w:ascii="Times New Roman" w:hAnsi="Times New Roman" w:eastAsia="Times New Roman" w:cs="Times New Roman"/>
+                <w:rFonts w:ascii="Times New Roman" w:hAnsi="Times New Roman" w:cs="Times New Roman"/>
               </w:rPr>
             </w:r>
             <w:r>
@@ -989,7 +999,7 @@
             </w:r>
             <w:r>
               <w:rPr>
-                <w:rFonts w:ascii="Times New Roman" w:hAnsi="Times New Roman" w:eastAsia="Times New Roman" w:cs="Times New Roman"/>
+                <w:rFonts w:ascii="Times New Roman" w:hAnsi="Times New Roman" w:cs="Times New Roman"/>
               </w:rPr>
             </w:r>
             <w:r>
@@ -1037,7 +1047,7 @@
             </w:r>
             <w:r>
               <w:rPr>
-                <w:rFonts w:ascii="Times New Roman" w:hAnsi="Times New Roman" w:eastAsia="Times New Roman" w:cs="Times New Roman"/>
+                <w:rFonts w:ascii="Times New Roman" w:hAnsi="Times New Roman" w:cs="Times New Roman"/>
               </w:rPr>
             </w:r>
             <w:r>
@@ -1085,7 +1095,7 @@
             </w:r>
             <w:r>
               <w:rPr>
-                <w:rFonts w:ascii="Times New Roman" w:hAnsi="Times New Roman" w:eastAsia="Times New Roman" w:cs="Times New Roman"/>
+                <w:rFonts w:ascii="Times New Roman" w:hAnsi="Times New Roman" w:cs="Times New Roman"/>
               </w:rPr>
             </w:r>
             <w:r>
@@ -1133,7 +1143,7 @@
             </w:r>
             <w:r>
               <w:rPr>
-                <w:rFonts w:ascii="Times New Roman" w:hAnsi="Times New Roman" w:eastAsia="Times New Roman" w:cs="Times New Roman"/>
+                <w:rFonts w:ascii="Times New Roman" w:hAnsi="Times New Roman" w:cs="Times New Roman"/>
               </w:rPr>
             </w:r>
             <w:r>
@@ -1183,7 +1193,7 @@
             </w:r>
             <w:r>
               <w:rPr>
-                <w:rFonts w:ascii="Times New Roman" w:hAnsi="Times New Roman" w:eastAsia="Times New Roman" w:cs="Times New Roman"/>
+                <w:rFonts w:ascii="Times New Roman" w:hAnsi="Times New Roman" w:cs="Times New Roman"/>
               </w:rPr>
             </w:r>
             <w:r>
@@ -1229,7 +1239,7 @@
             </w:r>
             <w:r>
               <w:rPr>
-                <w:rFonts w:ascii="Times New Roman" w:hAnsi="Times New Roman" w:eastAsia="Times New Roman" w:cs="Times New Roman"/>
+                <w:rFonts w:ascii="Times New Roman" w:hAnsi="Times New Roman" w:cs="Times New Roman"/>
               </w:rPr>
             </w:r>
             <w:r>
@@ -1275,7 +1285,7 @@
             </w:r>
             <w:r>
               <w:rPr>
-                <w:rFonts w:ascii="Times New Roman" w:hAnsi="Times New Roman" w:eastAsia="Times New Roman" w:cs="Times New Roman"/>
+                <w:rFonts w:ascii="Times New Roman" w:hAnsi="Times New Roman" w:cs="Times New Roman"/>
               </w:rPr>
             </w:r>
             <w:r>
@@ -1321,7 +1331,7 @@
             </w:r>
             <w:r>
               <w:rPr>
-                <w:rFonts w:ascii="Times New Roman" w:hAnsi="Times New Roman" w:eastAsia="Times New Roman" w:cs="Times New Roman"/>
+                <w:rFonts w:ascii="Times New Roman" w:hAnsi="Times New Roman" w:cs="Times New Roman"/>
               </w:rPr>
             </w:r>
             <w:r>
@@ -1383,6 +1393,12 @@
                 <w:highlight w:val="yellow"/>
               </w:rPr>
             </w:r>
+            <w:r>
+              <w:rPr>
+                <w:rFonts w:ascii="Times New Roman" w:hAnsi="Times New Roman" w:cs="Times New Roman"/>
+                <w:highlight w:val="yellow"/>
+              </w:rPr>
+            </w:r>
           </w:p>
         </w:tc>
       </w:tr>
@@ -1403,7 +1419,7 @@
       </w:r>
       <w:r>
         <w:rPr>
-          <w:rFonts w:ascii="Times New Roman" w:hAnsi="Times New Roman" w:eastAsia="Times New Roman" w:cs="Times New Roman"/>
+          <w:rFonts w:ascii="Times New Roman" w:hAnsi="Times New Roman" w:cs="Times New Roman"/>
         </w:rPr>
       </w:r>
       <w:r>
@@ -1432,7 +1448,7 @@
       </w:r>
       <w:r>
         <w:rPr>
-          <w:rFonts w:ascii="Times New Roman" w:hAnsi="Times New Roman" w:eastAsia="Times New Roman" w:cs="Times New Roman"/>
+          <w:rFonts w:ascii="Times New Roman" w:hAnsi="Times New Roman" w:cs="Times New Roman"/>
         </w:rPr>
       </w:r>
       <w:r>
@@ -1497,7 +1513,7 @@
             </w:r>
             <w:r>
               <w:rPr>
-                <w:rFonts w:ascii="Times New Roman" w:hAnsi="Times New Roman" w:eastAsia="Times New Roman" w:cs="Times New Roman"/>
+                <w:rFonts w:ascii="Times New Roman" w:hAnsi="Times New Roman" w:cs="Times New Roman"/>
               </w:rPr>
             </w:r>
             <w:r>
@@ -1545,7 +1561,7 @@
             </w:r>
             <w:r>
               <w:rPr>
-                <w:rFonts w:ascii="Times New Roman" w:hAnsi="Times New Roman" w:eastAsia="Times New Roman" w:cs="Times New Roman"/>
+                <w:rFonts w:ascii="Times New Roman" w:hAnsi="Times New Roman" w:cs="Times New Roman"/>
               </w:rPr>
             </w:r>
             <w:r>
@@ -1593,7 +1609,7 @@
             </w:r>
             <w:r>
               <w:rPr>
-                <w:rFonts w:ascii="Times New Roman" w:hAnsi="Times New Roman" w:eastAsia="Times New Roman" w:cs="Times New Roman"/>
+                <w:rFonts w:ascii="Times New Roman" w:hAnsi="Times New Roman" w:cs="Times New Roman"/>
               </w:rPr>
             </w:r>
             <w:r>
@@ -1641,7 +1657,7 @@
             </w:r>
             <w:r>
               <w:rPr>
-                <w:rFonts w:ascii="Times New Roman" w:hAnsi="Times New Roman" w:eastAsia="Times New Roman" w:cs="Times New Roman"/>
+                <w:rFonts w:ascii="Times New Roman" w:hAnsi="Times New Roman" w:cs="Times New Roman"/>
               </w:rPr>
             </w:r>
             <w:r>
@@ -1689,7 +1705,7 @@
             </w:r>
             <w:r>
               <w:rPr>
-                <w:rFonts w:ascii="Times New Roman" w:hAnsi="Times New Roman" w:eastAsia="Times New Roman" w:cs="Times New Roman"/>
+                <w:rFonts w:ascii="Times New Roman" w:hAnsi="Times New Roman" w:cs="Times New Roman"/>
               </w:rPr>
             </w:r>
             <w:r>
@@ -1737,7 +1753,7 @@
             </w:r>
             <w:r>
               <w:rPr>
-                <w:rFonts w:ascii="Times New Roman" w:hAnsi="Times New Roman" w:eastAsia="Times New Roman" w:cs="Times New Roman"/>
+                <w:rFonts w:ascii="Times New Roman" w:hAnsi="Times New Roman" w:cs="Times New Roman"/>
               </w:rPr>
             </w:r>
             <w:r>
@@ -1787,7 +1803,7 @@
             </w:r>
             <w:r>
               <w:rPr>
-                <w:rFonts w:ascii="Times New Roman" w:hAnsi="Times New Roman" w:eastAsia="Times New Roman" w:cs="Times New Roman"/>
+                <w:rFonts w:ascii="Times New Roman" w:hAnsi="Times New Roman" w:cs="Times New Roman"/>
               </w:rPr>
             </w:r>
             <w:r>
@@ -1829,11 +1845,11 @@
                 <w:rFonts w:ascii="Times New Roman" w:hAnsi="Times New Roman" w:eastAsia="Times New Roman" w:cs="Times New Roman"/>
                 <w:sz w:val="20"/>
               </w:rPr>
-              <w:t xml:space="preserve">Ноутбук HP 250 (10 од.)</w:t>
+              <w:t xml:space="preserve">Ноутбук HP 250G7 (10 од.)</w:t>
             </w:r>
             <w:r>
               <w:rPr>
-                <w:rFonts w:ascii="Times New Roman" w:hAnsi="Times New Roman" w:eastAsia="Times New Roman" w:cs="Times New Roman"/>
+                <w:rFonts w:ascii="Times New Roman" w:hAnsi="Times New Roman" w:cs="Times New Roman"/>
               </w:rPr>
             </w:r>
             <w:r>
@@ -1879,7 +1895,7 @@
             </w:r>
             <w:r>
               <w:rPr>
-                <w:rFonts w:ascii="Times New Roman" w:hAnsi="Times New Roman" w:eastAsia="Times New Roman" w:cs="Times New Roman"/>
+                <w:rFonts w:ascii="Times New Roman" w:hAnsi="Times New Roman" w:cs="Times New Roman"/>
               </w:rPr>
             </w:r>
             <w:r>
@@ -1925,7 +1941,7 @@
             </w:r>
             <w:r>
               <w:rPr>
-                <w:rFonts w:ascii="Times New Roman" w:hAnsi="Times New Roman" w:eastAsia="Times New Roman" w:cs="Times New Roman"/>
+                <w:rFonts w:ascii="Times New Roman" w:hAnsi="Times New Roman" w:cs="Times New Roman"/>
               </w:rPr>
             </w:r>
             <w:r>
@@ -1971,7 +1987,7 @@
             </w:r>
             <w:r>
               <w:rPr>
-                <w:rFonts w:ascii="Times New Roman" w:hAnsi="Times New Roman" w:eastAsia="Times New Roman" w:cs="Times New Roman"/>
+                <w:rFonts w:ascii="Times New Roman" w:hAnsi="Times New Roman" w:cs="Times New Roman"/>
               </w:rPr>
             </w:r>
             <w:r>
@@ -2005,7 +2021,11 @@
               <w:spacing w:after="0" w:before="40" w:line="276" w:lineRule="auto"/>
               <w:ind/>
               <w:rPr>
-                <w:rFonts w:ascii="Times New Roman" w:hAnsi="Times New Roman" w:cs="Times New Roman"/>
+                <w:rFonts w:ascii="Times New Roman" w:hAnsi="Times New Roman" w:eastAsia="Times New Roman" w:cs="Times New Roman"/>
+                <w:sz w:val="20"/>
+                <w:szCs w:val="20"/>
+                <w:highlight w:val="none"/>
+                <w:lang w:val="uk-UA"/>
               </w:rPr>
             </w:pPr>
             <w:r>
@@ -2018,11 +2038,49 @@
             <w:r>
               <w:rPr>
                 <w:rFonts w:ascii="Times New Roman" w:hAnsi="Times New Roman" w:eastAsia="Times New Roman" w:cs="Times New Roman"/>
+                <w:sz w:val="20"/>
+                <w:lang w:val="uk-UA"/>
+              </w:rPr>
+              <w:t xml:space="preserve">,</w:t>
+            </w:r>
+            <w:r>
+              <w:rPr>
+                <w:rFonts w:ascii="Times New Roman" w:hAnsi="Times New Roman" w:cs="Times New Roman"/>
+              </w:rPr>
+            </w:r>
+          </w:p>
+          <w:p>
+            <w:pPr>
+              <w:pBdr/>
+              <w:spacing w:after="0" w:before="40" w:line="276" w:lineRule="auto"/>
+              <w:ind/>
+              <w:rPr>
+                <w:rFonts w:ascii="Times New Roman" w:hAnsi="Times New Roman" w:cs="Times New Roman"/>
+              </w:rPr>
+            </w:pPr>
+            <w:r>
+              <w:rPr>
+                <w:rFonts w:ascii="Times New Roman" w:hAnsi="Times New Roman" w:eastAsia="Times New Roman" w:cs="Times New Roman"/>
+                <w:sz w:val="20"/>
+                <w:highlight w:val="none"/>
+                <w:lang w:val="uk-UA"/>
+              </w:rPr>
+              <w:t xml:space="preserve">Інв № 11137103</w:t>
+            </w:r>
+            <w:r>
+              <w:rPr>
+                <w:rFonts w:ascii="Times New Roman" w:hAnsi="Times New Roman" w:eastAsia="Times New Roman" w:cs="Times New Roman"/>
+                <w:sz w:val="20"/>
+                <w:highlight w:val="none"/>
+                <w:lang w:val="uk-UA"/>
               </w:rPr>
             </w:r>
             <w:r>
               <w:rPr>
-                <w:rFonts w:ascii="Times New Roman" w:hAnsi="Times New Roman" w:cs="Times New Roman"/>
+                <w:rFonts w:ascii="Times New Roman" w:hAnsi="Times New Roman" w:eastAsia="Times New Roman" w:cs="Times New Roman"/>
+                <w:sz w:val="20"/>
+                <w:highlight w:val="none"/>
+                <w:lang w:val="uk-UA"/>
               </w:rPr>
             </w:r>
           </w:p>
@@ -2068,7 +2126,7 @@
             </w:r>
             <w:r>
               <w:rPr>
-                <w:rFonts w:ascii="Times New Roman" w:hAnsi="Times New Roman" w:eastAsia="Times New Roman" w:cs="Times New Roman"/>
+                <w:rFonts w:ascii="Times New Roman" w:hAnsi="Times New Roman" w:cs="Times New Roman"/>
               </w:rPr>
             </w:r>
             <w:r>
@@ -2129,7 +2187,7 @@
             </w:r>
             <w:r>
               <w:rPr>
-                <w:rFonts w:ascii="Times New Roman" w:hAnsi="Times New Roman" w:eastAsia="Times New Roman" w:cs="Times New Roman"/>
+                <w:rFonts w:ascii="Times New Roman" w:hAnsi="Times New Roman" w:cs="Times New Roman"/>
               </w:rPr>
             </w:r>
             <w:r>
@@ -2175,7 +2233,7 @@
             </w:r>
             <w:r>
               <w:rPr>
-                <w:rFonts w:ascii="Times New Roman" w:hAnsi="Times New Roman" w:eastAsia="Times New Roman" w:cs="Times New Roman"/>
+                <w:rFonts w:ascii="Times New Roman" w:hAnsi="Times New Roman" w:cs="Times New Roman"/>
               </w:rPr>
             </w:r>
             <w:r>
@@ -2221,7 +2279,7 @@
             </w:r>
             <w:r>
               <w:rPr>
-                <w:rFonts w:ascii="Times New Roman" w:hAnsi="Times New Roman" w:eastAsia="Times New Roman" w:cs="Times New Roman"/>
+                <w:rFonts w:ascii="Times New Roman" w:hAnsi="Times New Roman" w:cs="Times New Roman"/>
               </w:rPr>
             </w:r>
             <w:r>
@@ -2267,7 +2325,7 @@
             </w:r>
             <w:r>
               <w:rPr>
-                <w:rFonts w:ascii="Times New Roman" w:hAnsi="Times New Roman" w:eastAsia="Times New Roman" w:cs="Times New Roman"/>
+                <w:rFonts w:ascii="Times New Roman" w:hAnsi="Times New Roman" w:cs="Times New Roman"/>
               </w:rPr>
             </w:r>
             <w:r>
@@ -2314,6 +2372,22 @@
             <w:r>
               <w:rPr>
                 <w:rFonts w:ascii="Times New Roman" w:hAnsi="Times New Roman" w:eastAsia="Times New Roman" w:cs="Times New Roman"/>
+                <w:sz w:val="20"/>
+                <w:lang w:val="uk-UA"/>
+              </w:rPr>
+              <w:t xml:space="preserve">, Інв № </w:t>
+            </w:r>
+            <w:r>
+              <w:rPr>
+                <w:rFonts w:ascii="Times New Roman" w:hAnsi="Times New Roman" w:eastAsia="Times New Roman" w:cs="Times New Roman"/>
+                <w:sz w:val="20"/>
+                <w:lang w:val="en-US"/>
+              </w:rPr>
+              <w:t xml:space="preserve">11139103</w:t>
+            </w:r>
+            <w:r>
+              <w:rPr>
+                <w:rFonts w:ascii="Times New Roman" w:hAnsi="Times New Roman" w:cs="Times New Roman"/>
               </w:rPr>
             </w:r>
             <w:r>
@@ -2365,7 +2439,7 @@
             </w:r>
             <w:r>
               <w:rPr>
-                <w:rFonts w:ascii="Times New Roman" w:hAnsi="Times New Roman" w:eastAsia="Times New Roman" w:cs="Times New Roman"/>
+                <w:rFonts w:ascii="Times New Roman" w:hAnsi="Times New Roman" w:cs="Times New Roman"/>
                 <w:highlight w:val="white"/>
               </w:rPr>
             </w:r>
@@ -2415,7 +2489,7 @@
             </w:r>
             <w:r>
               <w:rPr>
-                <w:rFonts w:ascii="Times New Roman" w:hAnsi="Times New Roman" w:eastAsia="Times New Roman" w:cs="Times New Roman"/>
+                <w:rFonts w:ascii="Times New Roman" w:hAnsi="Times New Roman" w:cs="Times New Roman"/>
                 <w:highlight w:val="white"/>
               </w:rPr>
             </w:r>
@@ -2463,7 +2537,7 @@
             </w:r>
             <w:r>
               <w:rPr>
-                <w:rFonts w:ascii="Times New Roman" w:hAnsi="Times New Roman" w:eastAsia="Times New Roman" w:cs="Times New Roman"/>
+                <w:rFonts w:ascii="Times New Roman" w:hAnsi="Times New Roman" w:cs="Times New Roman"/>
               </w:rPr>
             </w:r>
             <w:r>
@@ -2509,7 +2583,7 @@
             </w:r>
             <w:r>
               <w:rPr>
-                <w:rFonts w:ascii="Times New Roman" w:hAnsi="Times New Roman" w:eastAsia="Times New Roman" w:cs="Times New Roman"/>
+                <w:rFonts w:ascii="Times New Roman" w:hAnsi="Times New Roman" w:cs="Times New Roman"/>
               </w:rPr>
             </w:r>
             <w:r>
@@ -2555,7 +2629,7 @@
             </w:r>
             <w:r>
               <w:rPr>
-                <w:rFonts w:ascii="Times New Roman" w:hAnsi="Times New Roman" w:eastAsia="Times New Roman" w:cs="Times New Roman"/>
+                <w:rFonts w:ascii="Times New Roman" w:hAnsi="Times New Roman" w:cs="Times New Roman"/>
               </w:rPr>
             </w:r>
             <w:r>
@@ -2602,6 +2676,14 @@
             <w:r>
               <w:rPr>
                 <w:rFonts w:ascii="Times New Roman" w:hAnsi="Times New Roman" w:eastAsia="Times New Roman" w:cs="Times New Roman"/>
+                <w:sz w:val="20"/>
+                <w:lang w:val="uk-UA"/>
+              </w:rPr>
+              <w:t xml:space="preserve">, інв №</w:t>
+            </w:r>
+            <w:r>
+              <w:rPr>
+                <w:rFonts w:ascii="Times New Roman" w:hAnsi="Times New Roman" w:cs="Times New Roman"/>
               </w:rPr>
             </w:r>
             <w:r>
@@ -2651,7 +2733,7 @@
             </w:r>
             <w:r>
               <w:rPr>
-                <w:rFonts w:ascii="Times New Roman" w:hAnsi="Times New Roman" w:eastAsia="Times New Roman" w:cs="Times New Roman"/>
+                <w:rFonts w:ascii="Times New Roman" w:hAnsi="Times New Roman" w:cs="Times New Roman"/>
               </w:rPr>
             </w:r>
             <w:r>
@@ -2699,7 +2781,7 @@
             </w:r>
             <w:r>
               <w:rPr>
-                <w:rFonts w:ascii="Times New Roman" w:hAnsi="Times New Roman" w:eastAsia="Times New Roman" w:cs="Times New Roman"/>
+                <w:rFonts w:ascii="Times New Roman" w:hAnsi="Times New Roman" w:cs="Times New Roman"/>
                 <w:highlight w:val="white"/>
               </w:rPr>
             </w:r>
@@ -2747,7 +2829,7 @@
             </w:r>
             <w:r>
               <w:rPr>
-                <w:rFonts w:ascii="Times New Roman" w:hAnsi="Times New Roman" w:eastAsia="Times New Roman" w:cs="Times New Roman"/>
+                <w:rFonts w:ascii="Times New Roman" w:hAnsi="Times New Roman" w:cs="Times New Roman"/>
               </w:rPr>
             </w:r>
             <w:r>
@@ -2793,7 +2875,7 @@
             </w:r>
             <w:r>
               <w:rPr>
-                <w:rFonts w:ascii="Times New Roman" w:hAnsi="Times New Roman" w:eastAsia="Times New Roman" w:cs="Times New Roman"/>
+                <w:rFonts w:ascii="Times New Roman" w:hAnsi="Times New Roman" w:cs="Times New Roman"/>
               </w:rPr>
             </w:r>
             <w:r>
@@ -2839,7 +2921,7 @@
             </w:r>
             <w:r>
               <w:rPr>
-                <w:rFonts w:ascii="Times New Roman" w:hAnsi="Times New Roman" w:eastAsia="Times New Roman" w:cs="Times New Roman"/>
+                <w:rFonts w:ascii="Times New Roman" w:hAnsi="Times New Roman" w:cs="Times New Roman"/>
               </w:rPr>
             </w:r>
             <w:r>
@@ -2886,6 +2968,14 @@
             <w:r>
               <w:rPr>
                 <w:rFonts w:ascii="Times New Roman" w:hAnsi="Times New Roman" w:eastAsia="Times New Roman" w:cs="Times New Roman"/>
+                <w:sz w:val="20"/>
+                <w:lang w:val="uk-UA"/>
+              </w:rPr>
+              <w:t xml:space="preserve">, інв №</w:t>
+            </w:r>
+            <w:r>
+              <w:rPr>
+                <w:rFonts w:ascii="Times New Roman" w:hAnsi="Times New Roman" w:cs="Times New Roman"/>
               </w:rPr>
             </w:r>
             <w:r>
@@ -2935,7 +3025,7 @@
             </w:r>
             <w:r>
               <w:rPr>
-                <w:rFonts w:ascii="Times New Roman" w:hAnsi="Times New Roman" w:eastAsia="Times New Roman" w:cs="Times New Roman"/>
+                <w:rFonts w:ascii="Times New Roman" w:hAnsi="Times New Roman" w:cs="Times New Roman"/>
               </w:rPr>
             </w:r>
             <w:r>
@@ -2983,7 +3073,7 @@
             </w:r>
             <w:r>
               <w:rPr>
-                <w:rFonts w:ascii="Times New Roman" w:hAnsi="Times New Roman" w:eastAsia="Times New Roman" w:cs="Times New Roman"/>
+                <w:rFonts w:ascii="Times New Roman" w:hAnsi="Times New Roman" w:cs="Times New Roman"/>
                 <w:highlight w:val="white"/>
               </w:rPr>
             </w:r>
@@ -3031,7 +3121,7 @@
             </w:r>
             <w:r>
               <w:rPr>
-                <w:rFonts w:ascii="Times New Roman" w:hAnsi="Times New Roman" w:eastAsia="Times New Roman" w:cs="Times New Roman"/>
+                <w:rFonts w:ascii="Times New Roman" w:hAnsi="Times New Roman" w:cs="Times New Roman"/>
               </w:rPr>
             </w:r>
             <w:r>
@@ -3077,7 +3167,7 @@
             </w:r>
             <w:r>
               <w:rPr>
-                <w:rFonts w:ascii="Times New Roman" w:hAnsi="Times New Roman" w:eastAsia="Times New Roman" w:cs="Times New Roman"/>
+                <w:rFonts w:ascii="Times New Roman" w:hAnsi="Times New Roman" w:cs="Times New Roman"/>
               </w:rPr>
             </w:r>
             <w:r>
@@ -3123,7 +3213,7 @@
             </w:r>
             <w:r>
               <w:rPr>
-                <w:rFonts w:ascii="Times New Roman" w:hAnsi="Times New Roman" w:eastAsia="Times New Roman" w:cs="Times New Roman"/>
+                <w:rFonts w:ascii="Times New Roman" w:hAnsi="Times New Roman" w:cs="Times New Roman"/>
               </w:rPr>
             </w:r>
             <w:r>
@@ -3170,6 +3260,14 @@
             <w:r>
               <w:rPr>
                 <w:rFonts w:ascii="Times New Roman" w:hAnsi="Times New Roman" w:eastAsia="Times New Roman" w:cs="Times New Roman"/>
+                <w:sz w:val="20"/>
+                <w:lang w:val="uk-UA"/>
+              </w:rPr>
+              <w:t xml:space="preserve">, Інв №</w:t>
+            </w:r>
+            <w:r>
+              <w:rPr>
+                <w:rFonts w:ascii="Times New Roman" w:hAnsi="Times New Roman" w:cs="Times New Roman"/>
               </w:rPr>
             </w:r>
             <w:r>
@@ -3220,7 +3318,7 @@
             </w:r>
             <w:r>
               <w:rPr>
-                <w:rFonts w:ascii="Times New Roman" w:hAnsi="Times New Roman" w:eastAsia="Times New Roman" w:cs="Times New Roman"/>
+                <w:rFonts w:ascii="Times New Roman" w:hAnsi="Times New Roman" w:cs="Times New Roman"/>
               </w:rPr>
             </w:r>
             <w:r>
@@ -3312,7 +3410,7 @@
             </w:r>
             <w:r>
               <w:rPr>
-                <w:rFonts w:ascii="Times New Roman" w:hAnsi="Times New Roman" w:eastAsia="Times New Roman" w:cs="Times New Roman"/>
+                <w:rFonts w:ascii="Times New Roman" w:hAnsi="Times New Roman" w:cs="Times New Roman"/>
               </w:rPr>
             </w:r>
             <w:r>
@@ -3358,7 +3456,7 @@
             </w:r>
             <w:r>
               <w:rPr>
-                <w:rFonts w:ascii="Times New Roman" w:hAnsi="Times New Roman" w:eastAsia="Times New Roman" w:cs="Times New Roman"/>
+                <w:rFonts w:ascii="Times New Roman" w:hAnsi="Times New Roman" w:cs="Times New Roman"/>
               </w:rPr>
             </w:r>
             <w:r>
@@ -3404,7 +3502,7 @@
             </w:r>
             <w:r>
               <w:rPr>
-                <w:rFonts w:ascii="Times New Roman" w:hAnsi="Times New Roman" w:eastAsia="Times New Roman" w:cs="Times New Roman"/>
+                <w:rFonts w:ascii="Times New Roman" w:hAnsi="Times New Roman" w:cs="Times New Roman"/>
               </w:rPr>
             </w:r>
             <w:r>
@@ -3450,7 +3548,7 @@
             </w:r>
             <w:r>
               <w:rPr>
-                <w:rFonts w:ascii="Times New Roman" w:hAnsi="Times New Roman" w:eastAsia="Times New Roman" w:cs="Times New Roman"/>
+                <w:rFonts w:ascii="Times New Roman" w:hAnsi="Times New Roman" w:cs="Times New Roman"/>
               </w:rPr>
             </w:r>
             <w:r>
@@ -3478,7 +3576,7 @@
       </w:r>
       <w:r>
         <w:rPr>
-          <w:rFonts w:ascii="Times New Roman" w:hAnsi="Times New Roman" w:eastAsia="Times New Roman" w:cs="Times New Roman"/>
+          <w:rFonts w:ascii="Times New Roman" w:hAnsi="Times New Roman" w:cs="Times New Roman"/>
         </w:rPr>
       </w:r>
       <w:r>
@@ -3507,7 +3605,7 @@
       </w:r>
       <w:r>
         <w:rPr>
-          <w:rFonts w:ascii="Times New Roman" w:hAnsi="Times New Roman" w:eastAsia="Times New Roman" w:cs="Times New Roman"/>
+          <w:rFonts w:ascii="Times New Roman" w:hAnsi="Times New Roman" w:cs="Times New Roman"/>
         </w:rPr>
       </w:r>
       <w:r>
@@ -3568,7 +3666,7 @@
             </w:r>
             <w:r>
               <w:rPr>
-                <w:rFonts w:ascii="Times New Roman" w:hAnsi="Times New Roman" w:eastAsia="Times New Roman" w:cs="Times New Roman"/>
+                <w:rFonts w:ascii="Times New Roman" w:hAnsi="Times New Roman" w:cs="Times New Roman"/>
               </w:rPr>
             </w:r>
             <w:r>
@@ -3616,7 +3714,7 @@
             </w:r>
             <w:r>
               <w:rPr>
-                <w:rFonts w:ascii="Times New Roman" w:hAnsi="Times New Roman" w:eastAsia="Times New Roman" w:cs="Times New Roman"/>
+                <w:rFonts w:ascii="Times New Roman" w:hAnsi="Times New Roman" w:cs="Times New Roman"/>
               </w:rPr>
             </w:r>
             <w:r>
@@ -3664,7 +3762,7 @@
             </w:r>
             <w:r>
               <w:rPr>
-                <w:rFonts w:ascii="Times New Roman" w:hAnsi="Times New Roman" w:eastAsia="Times New Roman" w:cs="Times New Roman"/>
+                <w:rFonts w:ascii="Times New Roman" w:hAnsi="Times New Roman" w:cs="Times New Roman"/>
               </w:rPr>
             </w:r>
             <w:r>
@@ -3747,7 +3845,7 @@
       </w:r>
       <w:r>
         <w:rPr>
-          <w:rFonts w:ascii="Times New Roman" w:hAnsi="Times New Roman" w:eastAsia="Times New Roman" w:cs="Times New Roman"/>
+          <w:rFonts w:ascii="Times New Roman" w:hAnsi="Times New Roman" w:cs="Times New Roman"/>
         </w:rPr>
       </w:r>
       <w:r>
@@ -3776,7 +3874,7 @@
       </w:r>
       <w:r>
         <w:rPr>
-          <w:rFonts w:ascii="Times New Roman" w:hAnsi="Times New Roman" w:eastAsia="Times New Roman" w:cs="Times New Roman"/>
+          <w:rFonts w:ascii="Times New Roman" w:hAnsi="Times New Roman" w:cs="Times New Roman"/>
         </w:rPr>
       </w:r>
       <w:r>
@@ -3805,7 +3903,7 @@
       </w:r>
       <w:r>
         <w:rPr>
-          <w:rFonts w:ascii="Times New Roman" w:hAnsi="Times New Roman" w:eastAsia="Times New Roman" w:cs="Times New Roman"/>
+          <w:rFonts w:ascii="Times New Roman" w:hAnsi="Times New Roman" w:cs="Times New Roman"/>
         </w:rPr>
       </w:r>
       <w:r>
@@ -3834,7 +3932,7 @@
       </w:r>
       <w:r>
         <w:rPr>
-          <w:rFonts w:ascii="Times New Roman" w:hAnsi="Times New Roman" w:eastAsia="Times New Roman" w:cs="Times New Roman"/>
+          <w:rFonts w:ascii="Times New Roman" w:hAnsi="Times New Roman" w:cs="Times New Roman"/>
         </w:rPr>
       </w:r>
       <w:r>
@@ -3890,7 +3988,7 @@
       </w:r>
       <w:r>
         <w:rPr>
-          <w:rFonts w:ascii="Times New Roman" w:hAnsi="Times New Roman" w:eastAsia="Times New Roman" w:cs="Times New Roman"/>
+          <w:rFonts w:ascii="Times New Roman" w:hAnsi="Times New Roman" w:cs="Times New Roman"/>
         </w:rPr>
       </w:r>
       <w:r>
@@ -3928,7 +4026,7 @@
       </w:r>
       <w:r>
         <w:rPr>
-          <w:rFonts w:ascii="Times New Roman" w:hAnsi="Times New Roman" w:eastAsia="Times New Roman" w:cs="Times New Roman"/>
+          <w:rFonts w:ascii="Times New Roman" w:hAnsi="Times New Roman" w:cs="Times New Roman"/>
         </w:rPr>
       </w:r>
       <w:r>
@@ -3966,7 +4064,7 @@
       </w:r>
       <w:r>
         <w:rPr>
-          <w:rFonts w:ascii="Times New Roman" w:hAnsi="Times New Roman" w:eastAsia="Times New Roman" w:cs="Times New Roman"/>
+          <w:rFonts w:ascii="Times New Roman" w:hAnsi="Times New Roman" w:cs="Times New Roman"/>
         </w:rPr>
       </w:r>
       <w:r>
